--- a/backend/templates/trip_truck.docx
+++ b/backend/templates/trip_truck.docx
@@ -3,18 +3,695 @@
 <w:document xmlns:wpc="http://schemas.microsoft.com/office/word/2010/wordprocessingCanvas" xmlns:mo="http://schemas.microsoft.com/office/mac/office/2008/main" xmlns:mc="http://schemas.openxmlformats.org/markup-compatibility/2006" xmlns:mv="urn:schemas-microsoft-com:mac:vml" xmlns:o="urn:schemas-microsoft-com:office:office" xmlns:r="http://schemas.openxmlformats.org/officeDocument/2006/relationships" xmlns:m="http://schemas.openxmlformats.org/officeDocument/2006/math" xmlns:v="urn:schemas-microsoft-com:vml" xmlns:wp14="http://schemas.microsoft.com/office/word/2010/wordprocessingDrawing" xmlns:wp="http://schemas.openxmlformats.org/drawingml/2006/wordprocessingDrawing" xmlns:w10="urn:schemas-microsoft-com:office:word" xmlns:w="http://schemas.openxmlformats.org/wordprocessingml/2006/main" xmlns:w14="http://schemas.microsoft.com/office/word/2010/wordml" xmlns:wpg="http://schemas.microsoft.com/office/word/2010/wordprocessingGroup" xmlns:wpi="http://schemas.microsoft.com/office/word/2010/wordprocessingInk" xmlns:wne="http://schemas.microsoft.com/office/word/2006/wordml" xmlns:wps="http://schemas.microsoft.com/office/word/2010/wordprocessingShape" mc:Ignorable="w14 wp14">
   <w:body>
     <w:p>
+      <w:pPr>
+        <w:jc w:val="center"/>
+      </w:pPr>
       <w:r>
-        <w:t>Путевой лист (форма 4-С) — заполнение в Phase 29-20</w:t>
+        <w:rPr>
+          <w:b/>
+          <w:sz w:val="28"/>
+        </w:rPr>
+        <w:t>ПУТЕВОЙ ЛИСТ ГРУЗОВОГО АВТОМОБИЛЯ</w:t>
+      </w:r>
+    </w:p>
+    <w:p>
+      <w:pPr>
+        <w:jc w:val="center"/>
+      </w:pPr>
+      <w:r>
+        <w:rPr>
+          <w:b w:val="0"/>
+          <w:sz w:val="20"/>
+        </w:rPr>
+        <w:t>(Форма № 4-С)</w:t>
+      </w:r>
+    </w:p>
+    <w:p>
+      <w:pPr>
+        <w:jc w:val="center"/>
+      </w:pPr>
+      <w:r>
+        <w:rPr>
+          <w:b/>
+          <w:sz w:val="26"/>
+        </w:rPr>
+        <w:t>№ {{ trip_number }}  от  {{ trip_date }}</w:t>
       </w:r>
     </w:p>
     <w:p>
       <w:r>
-        <w:t>{{driver_full_name}} {{vehicle_brand_model}} {{plate}} {{date}} {{route_from}} {{route_to}} {{odometer_start}} {{odometer_finish}} {{fuel_brand}} {{fuel_start}} {{fuel_finish}} {{customer_text}} {{org_name}} {{fuel_type}} {{driver_license_series}} {{driver_license_number}} {{driver_license_categories}} {{driver_license_issued_at}} {{driver_license_expires_at}} {{delta_km}} {{fuel_remaining_start}} {{fuel_remaining_finish}} {{fuel_issued_l}} {{initiator_full_name}} {{initiator_position}} {{trip_number}} {{trip_date}} {{cargo_name}} {{cargo_weight_t}} {{loading_point}} {{unloading_point}} {{cargo_count}} {{route}} {{vehicle_color}} {{mileage}}</w:t>
+        <w:rPr>
+          <w:color w:val="AAAAAA"/>
+          <w:sz w:val="16"/>
+        </w:rPr>
+        <w:t>────────────────────────────────────────────────────────────</w:t>
+      </w:r>
+    </w:p>
+    <w:p>
+      <w:r>
+        <w:rPr>
+          <w:b/>
+          <w:color w:val="000080"/>
+          <w:sz w:val="22"/>
+        </w:rPr>
+        <w:t>ОРГАНИЗАЦИЯ</w:t>
+      </w:r>
+    </w:p>
+    <w:p>
+      <w:r>
+        <w:rPr>
+          <w:b/>
+          <w:sz w:val="22"/>
+        </w:rPr>
+        <w:t xml:space="preserve">Наименование: </w:t>
+      </w:r>
+      <w:r>
+        <w:rPr>
+          <w:sz w:val="22"/>
+        </w:rPr>
+        <w:t>{{ org_name }}</w:t>
+      </w:r>
+    </w:p>
+    <w:p>
+      <w:r>
+        <w:rPr>
+          <w:b/>
+          <w:sz w:val="22"/>
+        </w:rPr>
+        <w:t xml:space="preserve">Адрес: </w:t>
+      </w:r>
+      <w:r>
+        <w:rPr>
+          <w:sz w:val="22"/>
+        </w:rPr>
+        <w:t>{{ org_address }}</w:t>
+      </w:r>
+    </w:p>
+    <w:p>
+      <w:r>
+        <w:rPr>
+          <w:color w:val="AAAAAA"/>
+          <w:sz w:val="16"/>
+        </w:rPr>
+        <w:t>────────────────────────────────────────────────────────────</w:t>
+      </w:r>
+    </w:p>
+    <w:p>
+      <w:r>
+        <w:rPr>
+          <w:b/>
+          <w:color w:val="000080"/>
+          <w:sz w:val="22"/>
+        </w:rPr>
+        <w:t>РАЗДЕЛ 1. ТРАНСПОРТНОЕ СРЕДСТВО</w:t>
+      </w:r>
+    </w:p>
+    <w:p>
+      <w:r>
+        <w:rPr>
+          <w:b/>
+          <w:sz w:val="22"/>
+        </w:rPr>
+        <w:t xml:space="preserve">Марка / Модель: </w:t>
+      </w:r>
+      <w:r>
+        <w:rPr>
+          <w:sz w:val="22"/>
+        </w:rPr>
+        <w:t>{{ vehicle_brand_model }}</w:t>
+      </w:r>
+    </w:p>
+    <w:p>
+      <w:r>
+        <w:rPr>
+          <w:b/>
+          <w:sz w:val="22"/>
+        </w:rPr>
+        <w:t xml:space="preserve">Гос. регистрационный знак: </w:t>
+      </w:r>
+      <w:r>
+        <w:rPr>
+          <w:sz w:val="22"/>
+        </w:rPr>
+        <w:t>{{ plate }}</w:t>
+      </w:r>
+    </w:p>
+    <w:p>
+      <w:r>
+        <w:rPr>
+          <w:b/>
+          <w:sz w:val="22"/>
+        </w:rPr>
+        <w:t xml:space="preserve">Цвет: </w:t>
+      </w:r>
+      <w:r>
+        <w:rPr>
+          <w:sz w:val="22"/>
+        </w:rPr>
+        <w:t>{{ vehicle_color }}</w:t>
+      </w:r>
+    </w:p>
+    <w:p>
+      <w:r>
+        <w:rPr>
+          <w:b/>
+          <w:sz w:val="22"/>
+        </w:rPr>
+        <w:t xml:space="preserve">Тип топлива: </w:t>
+      </w:r>
+      <w:r>
+        <w:rPr>
+          <w:sz w:val="22"/>
+        </w:rPr>
+        <w:t>{{ fuel_type }}</w:t>
+      </w:r>
+    </w:p>
+    <w:p>
+      <w:r>
+        <w:rPr>
+          <w:color w:val="AAAAAA"/>
+          <w:sz w:val="16"/>
+        </w:rPr>
+        <w:t>────────────────────────────────────────────────────────────</w:t>
+      </w:r>
+    </w:p>
+    <w:p>
+      <w:r>
+        <w:rPr>
+          <w:b/>
+          <w:color w:val="000080"/>
+          <w:sz w:val="22"/>
+        </w:rPr>
+        <w:t>РАЗДЕЛ 2. ВОДИТЕЛЬ</w:t>
+      </w:r>
+    </w:p>
+    <w:p>
+      <w:r>
+        <w:rPr>
+          <w:b/>
+          <w:sz w:val="22"/>
+        </w:rPr>
+        <w:t xml:space="preserve">Ф.И.О.: </w:t>
+      </w:r>
+      <w:r>
+        <w:rPr>
+          <w:sz w:val="22"/>
+        </w:rPr>
+        <w:t>{{ driver_full_name }}</w:t>
+      </w:r>
+    </w:p>
+    <w:p>
+      <w:r>
+        <w:rPr>
+          <w:b/>
+          <w:sz w:val="22"/>
+        </w:rPr>
+        <w:t xml:space="preserve">ВУ серия: </w:t>
+      </w:r>
+      <w:r>
+        <w:rPr>
+          <w:sz w:val="22"/>
+        </w:rPr>
+        <w:t>{{ driver_license_series }}</w:t>
+      </w:r>
+    </w:p>
+    <w:p>
+      <w:r>
+        <w:rPr>
+          <w:b/>
+          <w:sz w:val="22"/>
+        </w:rPr>
+        <w:t xml:space="preserve">ВУ номер: </w:t>
+      </w:r>
+      <w:r>
+        <w:rPr>
+          <w:sz w:val="22"/>
+        </w:rPr>
+        <w:t>{{ driver_license_number }}</w:t>
+      </w:r>
+    </w:p>
+    <w:p>
+      <w:r>
+        <w:rPr>
+          <w:b/>
+          <w:sz w:val="22"/>
+        </w:rPr>
+        <w:t xml:space="preserve">Категории: </w:t>
+      </w:r>
+      <w:r>
+        <w:rPr>
+          <w:sz w:val="22"/>
+        </w:rPr>
+        <w:t>{{ driver_license_categories }}</w:t>
+      </w:r>
+    </w:p>
+    <w:p>
+      <w:r>
+        <w:rPr>
+          <w:b/>
+          <w:sz w:val="22"/>
+        </w:rPr>
+        <w:t xml:space="preserve">Выдано: </w:t>
+      </w:r>
+      <w:r>
+        <w:rPr>
+          <w:sz w:val="22"/>
+        </w:rPr>
+        <w:t>{{ driver_license_issued_at }}</w:t>
+      </w:r>
+    </w:p>
+    <w:p>
+      <w:r>
+        <w:rPr>
+          <w:b/>
+          <w:sz w:val="22"/>
+        </w:rPr>
+        <w:t xml:space="preserve">Действительно до: </w:t>
+      </w:r>
+      <w:r>
+        <w:rPr>
+          <w:sz w:val="22"/>
+        </w:rPr>
+        <w:t>{{ driver_license_expires_at }}</w:t>
+      </w:r>
+    </w:p>
+    <w:p>
+      <w:r>
+        <w:rPr>
+          <w:color w:val="AAAAAA"/>
+          <w:sz w:val="16"/>
+        </w:rPr>
+        <w:t>────────────────────────────────────────────────────────────</w:t>
+      </w:r>
+    </w:p>
+    <w:p>
+      <w:r>
+        <w:rPr>
+          <w:b/>
+          <w:color w:val="000080"/>
+          <w:sz w:val="22"/>
+        </w:rPr>
+        <w:t>РАЗДЕЛ 3. ЗАДАНИЕ ВОДИТЕЛЮ</w:t>
+      </w:r>
+    </w:p>
+    <w:p>
+      <w:r>
+        <w:rPr>
+          <w:b/>
+          <w:sz w:val="22"/>
+        </w:rPr>
+        <w:t xml:space="preserve">Маршрут (откуда): </w:t>
+      </w:r>
+      <w:r>
+        <w:rPr>
+          <w:sz w:val="22"/>
+        </w:rPr>
+        <w:t>{{ route_from }}</w:t>
+      </w:r>
+    </w:p>
+    <w:p>
+      <w:r>
+        <w:rPr>
+          <w:b/>
+          <w:sz w:val="22"/>
+        </w:rPr>
+        <w:t xml:space="preserve">Маршрут (куда): </w:t>
+      </w:r>
+      <w:r>
+        <w:rPr>
+          <w:sz w:val="22"/>
+        </w:rPr>
+        <w:t>{{ route_to }}</w:t>
+      </w:r>
+    </w:p>
+    <w:p>
+      <w:r>
+        <w:rPr>
+          <w:b/>
+          <w:sz w:val="22"/>
+        </w:rPr>
+        <w:t xml:space="preserve">Цель поездки / Задание: </w:t>
+      </w:r>
+      <w:r>
+        <w:rPr>
+          <w:sz w:val="22"/>
+        </w:rPr>
+        <w:t>{{ customer_text }}</w:t>
+      </w:r>
+    </w:p>
+    <w:p>
+      <w:r>
+        <w:rPr>
+          <w:color w:val="AAAAAA"/>
+          <w:sz w:val="16"/>
+        </w:rPr>
+        <w:t>────────────────────────────────────────────────────────────</w:t>
+      </w:r>
+    </w:p>
+    <w:p>
+      <w:r>
+        <w:rPr>
+          <w:b/>
+          <w:color w:val="000080"/>
+          <w:sz w:val="22"/>
+        </w:rPr>
+        <w:t>РАЗДЕЛ 4. СВЕДЕНИЯ О ГРУЗЕ</w:t>
+      </w:r>
+    </w:p>
+    <w:p>
+      <w:r>
+        <w:rPr>
+          <w:b/>
+          <w:sz w:val="22"/>
+        </w:rPr>
+        <w:t xml:space="preserve">Наименование груза: </w:t>
+      </w:r>
+      <w:r>
+        <w:rPr>
+          <w:sz w:val="22"/>
+        </w:rPr>
+        <w:t>{{ cargo_name }}</w:t>
+      </w:r>
+    </w:p>
+    <w:p>
+      <w:r>
+        <w:rPr>
+          <w:b/>
+          <w:sz w:val="22"/>
+        </w:rPr>
+        <w:t xml:space="preserve">Масса груза (т): </w:t>
+      </w:r>
+      <w:r>
+        <w:rPr>
+          <w:sz w:val="22"/>
+        </w:rPr>
+        <w:t>{{ cargo_weight_t }}</w:t>
+      </w:r>
+    </w:p>
+    <w:p>
+      <w:r>
+        <w:rPr>
+          <w:b/>
+          <w:sz w:val="22"/>
+        </w:rPr>
+        <w:t xml:space="preserve">Грузоотправитель / пункт погрузки: </w:t>
+      </w:r>
+      <w:r>
+        <w:rPr>
+          <w:sz w:val="22"/>
+        </w:rPr>
+        <w:t>{{ loading_point }}</w:t>
+      </w:r>
+    </w:p>
+    <w:p>
+      <w:r>
+        <w:rPr>
+          <w:b/>
+          <w:sz w:val="22"/>
+        </w:rPr>
+        <w:t xml:space="preserve">Грузополучатель / пункт разгрузки: </w:t>
+      </w:r>
+      <w:r>
+        <w:rPr>
+          <w:sz w:val="22"/>
+        </w:rPr>
+        <w:t>{{ unloading_point }}</w:t>
+      </w:r>
+    </w:p>
+    <w:p>
+      <w:r>
+        <w:rPr>
+          <w:color w:val="AAAAAA"/>
+          <w:sz w:val="16"/>
+        </w:rPr>
+        <w:t>────────────────────────────────────────────────────────────</w:t>
+      </w:r>
+    </w:p>
+    <w:p>
+      <w:r>
+        <w:rPr>
+          <w:b/>
+          <w:color w:val="000080"/>
+          <w:sz w:val="22"/>
+        </w:rPr>
+        <w:t>РАЗДЕЛ 4. ПОКАЗАНИЯ СПИДОМЕТРА (одометра)</w:t>
+      </w:r>
+    </w:p>
+    <w:p>
+      <w:r>
+        <w:rPr>
+          <w:b/>
+          <w:sz w:val="22"/>
+        </w:rPr>
+        <w:t xml:space="preserve">При выезде (км): </w:t>
+      </w:r>
+      <w:r>
+        <w:rPr>
+          <w:sz w:val="22"/>
+        </w:rPr>
+        <w:t>{{ odometer_start }}</w:t>
+      </w:r>
+    </w:p>
+    <w:p>
+      <w:r>
+        <w:rPr>
+          <w:b/>
+          <w:sz w:val="22"/>
+        </w:rPr>
+        <w:t xml:space="preserve">При возвращении (км): </w:t>
+      </w:r>
+      <w:r>
+        <w:rPr>
+          <w:sz w:val="22"/>
+        </w:rPr>
+        <w:t>{{ odometer_finish }}</w:t>
+      </w:r>
+    </w:p>
+    <w:p>
+      <w:r>
+        <w:rPr>
+          <w:b/>
+          <w:sz w:val="22"/>
+        </w:rPr>
+        <w:t xml:space="preserve">Пробег за рейс (км): </w:t>
+      </w:r>
+      <w:r>
+        <w:rPr>
+          <w:sz w:val="22"/>
+        </w:rPr>
+        <w:t>{{ delta_km }}</w:t>
+      </w:r>
+    </w:p>
+    <w:p>
+      <w:r>
+        <w:rPr>
+          <w:color w:val="AAAAAA"/>
+          <w:sz w:val="16"/>
+        </w:rPr>
+        <w:t>────────────────────────────────────────────────────────────</w:t>
+      </w:r>
+    </w:p>
+    <w:p>
+      <w:r>
+        <w:rPr>
+          <w:b/>
+          <w:color w:val="000080"/>
+          <w:sz w:val="22"/>
+        </w:rPr>
+        <w:t>РАЗДЕЛ 5. ТОПЛИВО</w:t>
+      </w:r>
+    </w:p>
+    <w:p>
+      <w:r>
+        <w:rPr>
+          <w:b/>
+          <w:sz w:val="22"/>
+        </w:rPr>
+        <w:t xml:space="preserve">Марка топлива: </w:t>
+      </w:r>
+      <w:r>
+        <w:rPr>
+          <w:sz w:val="22"/>
+        </w:rPr>
+        <w:t>{{ fuel_type }}</w:t>
+      </w:r>
+    </w:p>
+    <w:p>
+      <w:r>
+        <w:rPr>
+          <w:b/>
+          <w:sz w:val="22"/>
+        </w:rPr>
+        <w:t xml:space="preserve">Остаток при выезде (л): </w:t>
+      </w:r>
+      <w:r>
+        <w:rPr>
+          <w:sz w:val="22"/>
+        </w:rPr>
+        <w:t>{{ fuel_remaining_start }}</w:t>
+      </w:r>
+    </w:p>
+    <w:p>
+      <w:r>
+        <w:rPr>
+          <w:b/>
+          <w:sz w:val="22"/>
+        </w:rPr>
+        <w:t xml:space="preserve">Выдано в рейс (л): </w:t>
+      </w:r>
+      <w:r>
+        <w:rPr>
+          <w:sz w:val="22"/>
+        </w:rPr>
+        <w:t>{{ fuel_issued_l }}</w:t>
+      </w:r>
+    </w:p>
+    <w:p>
+      <w:r>
+        <w:rPr>
+          <w:b/>
+          <w:sz w:val="22"/>
+        </w:rPr>
+        <w:t xml:space="preserve">Остаток при возвращении (л): </w:t>
+      </w:r>
+      <w:r>
+        <w:rPr>
+          <w:sz w:val="22"/>
+        </w:rPr>
+        <w:t>{{ fuel_remaining_finish }}</w:t>
+      </w:r>
+    </w:p>
+    <w:p>
+      <w:r>
+        <w:rPr>
+          <w:color w:val="AAAAAA"/>
+          <w:sz w:val="16"/>
+        </w:rPr>
+        <w:t>────────────────────────────────────────────────────────────</w:t>
+      </w:r>
+    </w:p>
+    <w:p>
+      <w:r>
+        <w:rPr>
+          <w:b/>
+          <w:color w:val="000080"/>
+          <w:sz w:val="22"/>
+        </w:rPr>
+        <w:t>РАЗДЕЛ 7. ЗАКАЗЧИК / ИНИЦИАТОР</w:t>
+      </w:r>
+    </w:p>
+    <w:p>
+      <w:r>
+        <w:rPr>
+          <w:b/>
+          <w:sz w:val="22"/>
+        </w:rPr>
+        <w:t xml:space="preserve">Ф.И.О.: </w:t>
+      </w:r>
+      <w:r>
+        <w:rPr>
+          <w:sz w:val="22"/>
+        </w:rPr>
+        <w:t>{{ initiator_full_name }}</w:t>
+      </w:r>
+    </w:p>
+    <w:p>
+      <w:r>
+        <w:rPr>
+          <w:b/>
+          <w:sz w:val="22"/>
+        </w:rPr>
+        <w:t xml:space="preserve">Должность: </w:t>
+      </w:r>
+      <w:r>
+        <w:rPr>
+          <w:sz w:val="22"/>
+        </w:rPr>
+        <w:t>{{ initiator_position }}</w:t>
+      </w:r>
+    </w:p>
+    <w:p>
+      <w:r>
+        <w:rPr>
+          <w:color w:val="AAAAAA"/>
+          <w:sz w:val="16"/>
+        </w:rPr>
+        <w:t>────────────────────────────────────────────────────────────</w:t>
+      </w:r>
+    </w:p>
+    <w:p>
+      <w:r>
+        <w:rPr>
+          <w:b/>
+          <w:color w:val="000080"/>
+          <w:sz w:val="22"/>
+        </w:rPr>
+        <w:t>ПОДПИСИ</w:t>
+      </w:r>
+    </w:p>
+    <w:p>
+      <w:r>
+        <w:rPr>
+          <w:sz w:val="22"/>
+        </w:rPr>
+        <w:t>Диспетчер: ____________________</w:t>
+      </w:r>
+    </w:p>
+    <w:p>
+      <w:r>
+        <w:rPr>
+          <w:sz w:val="22"/>
+        </w:rPr>
+        <w:t>Механик (контроль исправности): ____________________</w:t>
+      </w:r>
+    </w:p>
+    <w:p>
+      <w:r>
+        <w:rPr>
+          <w:sz w:val="22"/>
+        </w:rPr>
+        <w:t>Медработник (предрейсовый осмотр): ____________________</w:t>
+      </w:r>
+    </w:p>
+    <w:p>
+      <w:r>
+        <w:rPr>
+          <w:sz w:val="22"/>
+        </w:rPr>
+        <w:t>Водитель: ____________________</w:t>
+      </w:r>
+    </w:p>
+    <w:p>
+      <w:r>
+        <w:rPr>
+          <w:sz w:val="22"/>
+        </w:rPr>
+        <w:t>Сдал груз: ____________________</w:t>
+      </w:r>
+    </w:p>
+    <w:p>
+      <w:r>
+        <w:rPr>
+          <w:sz w:val="22"/>
+        </w:rPr>
+        <w:t>Принял груз: ____________________</w:t>
+      </w:r>
+    </w:p>
+    <w:p>
+      <w:pPr>
+        <w:jc w:val="center"/>
+      </w:pPr>
+      <w:r>
+        <w:rPr>
+          <w:color w:val="888888"/>
+          <w:sz w:val="16"/>
+        </w:rPr>
+        <w:t>Путевой лист действителен при наличии печати организации и подписи должностного лица.</w:t>
       </w:r>
     </w:p>
     <w:sectPr>
       <w:pgSz w:w="12240" w:h="15840"/>
-      <w:pgMar w:top="1440" w:right="1800" w:bottom="1440" w:left="1800" w:header="720" w:footer="720" w:gutter="0"/>
+      <w:pgMar w:top="1134" w:right="850" w:bottom="1134" w:left="1417" w:header="720" w:footer="720" w:gutter="0"/>
       <w:cols w:space="720"/>
       <w:docGrid w:linePitch="360"/>
     </w:sectPr>
